--- a/Cookbook.docx
+++ b/Cookbook.docx
@@ -4234,6 +4234,35 @@
             </a:graphic>
           </wp:inline>
         </w:drawing>
+      </w:r>
+    </w:p>
+    <w:p/>
+    <w:p>
+      <w:r>
+        <w:t xml:space="preserve">python manage.py </w:t>
+      </w:r>
+      <w:proofErr w:type="spellStart"/>
+      <w:r>
+        <w:t>runserver</w:t>
+      </w:r>
+      <w:proofErr w:type="spellEnd"/>
+    </w:p>
+    <w:p>
+      <w:r>
+        <w:t xml:space="preserve">Source </w:t>
+      </w:r>
+      <w:proofErr w:type="spellStart"/>
+      <w:r>
+        <w:t>venv</w:t>
+      </w:r>
+      <w:proofErr w:type="spellEnd"/>
+      <w:r>
+        <w:t>\scripts\activate</w:t>
+      </w:r>
+    </w:p>
+    <w:p>
+      <w:r>
+        <w:t>Model – View – Template Architecture</w:t>
       </w:r>
     </w:p>
     <w:p/>
